--- a/media/R2601/output_dir/bg/测试内容和结果_第二轮次.docx
+++ b/media/R2601/output_dir/bg/测试内容和结果_第二轮次.docx
@@ -503,7 +503,7 @@
                 <w:rFonts w:hint="eastAsia"/>
                 <w:szCs w:val="21"/>
               </w:rPr>
-              <w:t xml:space="preserve">YL_SU_CSH2_002</w:t>
+              <w:t xml:space="preserve">YL_SU_CSH_001</w:t>
             </w:r>
           </w:p>
         </w:tc>
@@ -567,7 +567,7 @@
           <w:sz w:val="24"/>
           <w:szCs w:val="24"/>
         </w:rPr>
-        <w:t xml:space="preserve">4</w:t>
+        <w:t xml:space="preserve">3</w:t>
       </w:r>
       <w:r>
         <w:rPr>
@@ -986,7 +986,7 @@
               <w:rPr>
                 <w:szCs w:val="21"/>
               </w:rPr>
-              <w:t xml:space="preserve">4</w:t>
+              <w:t xml:space="preserve">3</w:t>
             </w:r>
           </w:p>
         </w:tc>
@@ -1008,7 +1008,7 @@
               <w:rPr>
                 <w:szCs w:val="21"/>
               </w:rPr>
-              <w:t xml:space="preserve">2</w:t>
+              <w:t xml:space="preserve">0</w:t>
             </w:r>
           </w:p>
         </w:tc>
@@ -1030,7 +1030,7 @@
               <w:rPr>
                 <w:szCs w:val="21"/>
               </w:rPr>
-              <w:t xml:space="preserve">2</w:t>
+              <w:t xml:space="preserve">3</w:t>
             </w:r>
           </w:p>
         </w:tc>
@@ -1052,7 +1052,7 @@
               <w:rPr>
                 <w:szCs w:val="21"/>
               </w:rPr>
-              <w:t xml:space="preserve">2</w:t>
+              <w:t xml:space="preserve">3</w:t>
             </w:r>
           </w:p>
         </w:tc>
@@ -1074,7 +1074,7 @@
               <w:rPr>
                 <w:szCs w:val="21"/>
               </w:rPr>
-              <w:t xml:space="preserve">2</w:t>
+              <w:t xml:space="preserve">0</w:t>
             </w:r>
           </w:p>
         </w:tc>
@@ -2081,261 +2081,7 @@
                 <w:sz w:val="21"/>
                 <w:szCs w:val="21"/>
               </w:rPr>
-              <w:t xml:space="preserve">4</w:t>
-            </w:r>
-          </w:p>
-        </w:tc>
-        <w:tc>
-          <w:tcPr>
-            <w:tcW w:w="711" w:type="dxa"/>
-            <w:vAlign w:val="center"/>
-          </w:tcPr>
-          <w:p>
-            <w:pPr>
-              <w:pStyle w:val="01"/>
-              <w:wordWrap w:val="0"/>
-              <w:adjustRightInd w:val="0"/>
-              <w:ind w:firstLine="0"/>
-              <w:jc w:val="center"/>
-              <w:rPr>
-                <w:sz w:val="21"/>
-                <w:szCs w:val="21"/>
-              </w:rPr>
-            </w:pPr>
-            <w:r>
-              <w:rPr>
-                <w:sz w:val="21"/>
-                <w:szCs w:val="21"/>
-              </w:rPr>
-              <w:t xml:space="preserve">2</w:t>
-            </w:r>
-          </w:p>
-        </w:tc>
-        <w:tc>
-          <w:tcPr>
-            <w:tcW w:w="589" w:type="dxa"/>
-            <w:vAlign w:val="center"/>
-          </w:tcPr>
-          <w:p>
-            <w:pPr>
-              <w:pStyle w:val="01"/>
-              <w:wordWrap w:val="0"/>
-              <w:adjustRightInd w:val="0"/>
-              <w:ind w:firstLine="0"/>
-              <w:jc w:val="center"/>
-              <w:rPr>
-                <w:sz w:val="21"/>
-                <w:szCs w:val="21"/>
-              </w:rPr>
-            </w:pPr>
-            <w:r>
-              <w:rPr>
-                <w:sz w:val="21"/>
-                <w:szCs w:val="21"/>
-              </w:rPr>
-              <w:t xml:space="preserve">2</w:t>
-            </w:r>
-          </w:p>
-        </w:tc>
-        <w:tc>
-          <w:tcPr>
-            <w:tcW w:w="696" w:type="dxa"/>
-            <w:vAlign w:val="center"/>
-          </w:tcPr>
-          <w:p>
-            <w:pPr>
-              <w:pStyle w:val="01"/>
-              <w:wordWrap w:val="0"/>
-              <w:adjustRightInd w:val="0"/>
-              <w:ind w:firstLine="0"/>
-              <w:jc w:val="center"/>
-              <w:rPr>
-                <w:sz w:val="21"/>
-                <w:szCs w:val="21"/>
-              </w:rPr>
-            </w:pPr>
-            <w:r>
-              <w:rPr>
-                <w:sz w:val="21"/>
-                <w:szCs w:val="21"/>
-              </w:rPr>
-              <w:t xml:space="preserve">2</w:t>
-            </w:r>
-          </w:p>
-        </w:tc>
-        <w:tc>
-          <w:tcPr>
-            <w:tcW w:w="656" w:type="dxa"/>
-            <w:vAlign w:val="center"/>
-          </w:tcPr>
-          <w:p>
-            <w:pPr>
-              <w:pStyle w:val="01"/>
-              <w:wordWrap w:val="0"/>
-              <w:adjustRightInd w:val="0"/>
-              <w:ind w:firstLine="0"/>
-              <w:jc w:val="center"/>
-              <w:rPr>
-                <w:sz w:val="21"/>
-                <w:szCs w:val="21"/>
-              </w:rPr>
-            </w:pPr>
-            <w:r>
-              <w:rPr>
-                <w:sz w:val="21"/>
-                <w:szCs w:val="21"/>
-              </w:rPr>
-              <w:t xml:space="preserve">2</w:t>
-            </w:r>
-          </w:p>
-        </w:tc>
-        <w:tc>
-          <w:tcPr>
-            <w:tcW w:w="929" w:type="dxa"/>
-            <w:vAlign w:val="center"/>
-          </w:tcPr>
-          <w:p>
-            <w:pPr>
-              <w:wordWrap w:val="0"/>
-              <w:adjustRightInd w:val="0"/>
-              <w:jc w:val="center"/>
-              <w:rPr>
-                <w:szCs w:val="21"/>
-              </w:rPr>
-            </w:pPr>
-            <w:r>
-              <w:rPr>
-                <w:szCs w:val="21"/>
-              </w:rPr>
-              <w:t xml:space="preserve">未通过</w:t>
-            </w:r>
-          </w:p>
-        </w:tc>
-        <w:tc>
-          <w:tcPr>
-            <w:tcW w:w="2047" w:type="dxa"/>
-            <w:vAlign w:val="center"/>
-          </w:tcPr>
-          <w:p>
-            <w:pPr>
-              <w:wordWrap w:val="0"/>
-              <w:adjustRightInd w:val="0"/>
-              <w:jc w:val="center"/>
-              <w:rPr>
-                <w:szCs w:val="21"/>
-              </w:rPr>
-            </w:pPr>
-            <w:r>
-              <w:rPr>
-                <w:szCs w:val="21"/>
-              </w:rPr>
-              <w:t xml:space="preserve">/</w:t>
-            </w:r>
-          </w:p>
-        </w:tc>
-      </w:tr>
-      <w:tr>
-        <w:trPr>
-          <w:trHeight w:val="206"/>
-          <w:jc w:val="center"/>
-        </w:trPr>
-        <w:tc>
-          <w:tcPr>
-            <w:tcW w:w="578" w:type="dxa"/>
-            <w:vMerge/>
-            <w:vAlign w:val="center"/>
-          </w:tcPr>
-          <w:p>
-            <w:pPr>
-              <w:pStyle w:val="14"/>
-              <w:wordWrap w:val="0"/>
-              <w:adjustRightInd w:val="0"/>
-              <w:jc w:val="center"/>
-              <w:rPr>
-                <w:noProof/>
-                <w:sz w:val="21"/>
-                <w:szCs w:val="21"/>
-              </w:rPr>
-            </w:pPr>
-          </w:p>
-        </w:tc>
-        <w:tc>
-          <w:tcPr>
-            <w:tcW w:w="602" w:type="dxa"/>
-            <w:vAlign w:val="center"/>
-            <w:vMerge w:val="continue"/>
-          </w:tcPr>
-          <w:p>
-            <w:pPr>
-              <w:pStyle w:val="01"/>
-              <w:wordWrap w:val="0"/>
-              <w:adjustRightInd w:val="0"/>
-              <w:ind w:firstLine="0"/>
-              <w:jc w:val="center"/>
-              <w:rPr>
-                <w:noProof/>
-                <w:sz w:val="21"/>
-                <w:szCs w:val="21"/>
-              </w:rPr>
-            </w:pPr>
-            <w:r>
-              <w:rPr>
-                <w:noProof/>
-                <w:sz w:val="21"/>
-                <w:szCs w:val="21"/>
-              </w:rPr>
-              <w:t xml:space="preserve"/>
-            </w:r>
-          </w:p>
-        </w:tc>
-        <w:tc>
-          <w:tcPr>
-            <w:tcW w:w="1521" w:type="dxa"/>
-            <w:vAlign w:val="center"/>
-          </w:tcPr>
-          <w:p>
-            <w:pPr>
-              <w:pStyle w:val="01"/>
-              <w:wordWrap w:val="0"/>
-              <w:adjustRightInd w:val="0"/>
-              <w:ind w:firstLine="0"/>
-              <w:rPr>
-                <w:sz w:val="21"/>
-                <w:szCs w:val="21"/>
-              </w:rPr>
-            </w:pPr>
-            <w:r>
-              <w:rPr>
-                <w:sz w:val="21"/>
-                <w:szCs w:val="21"/>
-              </w:rPr>
-              <w:t xml:space="preserve">时钟布线与缓冲功能测试</w:t>
-            </w:r>
-          </w:p>
-        </w:tc>
-        <w:tc>
-          <w:tcPr>
-            <w:tcW w:w="711" w:type="dxa"/>
-            <w:vAlign w:val="center"/>
-          </w:tcPr>
-          <w:p>
-            <w:pPr>
-              <w:pStyle w:val="01"/>
-              <w:wordWrap w:val="0"/>
-              <w:adjustRightInd w:val="0"/>
-              <w:ind w:firstLine="0"/>
-              <w:jc w:val="center"/>
-              <w:rPr>
-                <w:sz w:val="21"/>
-                <w:szCs w:val="21"/>
-              </w:rPr>
-            </w:pPr>
-            <w:r>
-              <w:rPr>
-                <w:sz w:val="21"/>
-                <w:szCs w:val="21"/>
-              </w:rPr>
-              <w:t xml:space="preserve">0</w:t>
+              <w:t xml:space="preserve">3</w:t>
             </w:r>
           </w:p>
         </w:tc>
@@ -2387,7 +2133,7 @@
                 <w:sz w:val="21"/>
                 <w:szCs w:val="21"/>
               </w:rPr>
-              <w:t xml:space="preserve">0</w:t>
+              <w:t xml:space="preserve">3</w:t>
             </w:r>
           </w:p>
         </w:tc>
@@ -2413,7 +2159,7 @@
                 <w:sz w:val="21"/>
                 <w:szCs w:val="21"/>
               </w:rPr>
-              <w:t xml:space="preserve">0</w:t>
+              <w:t xml:space="preserve">3</w:t>
             </w:r>
           </w:p>
         </w:tc>
